--- a/docs/deliverables/PhishGuard_Project_Documentation_Summary.docx
+++ b/docs/deliverables/PhishGuard_Project_Documentation_Summary.docx
@@ -407,7 +407,7 @@
     </w:p>
     <w:p>
       <w:r>
-        <w:t>The project combines practical security rules with an NLP-based machine learning layer. This keeps the system useful even when a trained model is not available, while still allowing the model to improve through approved feedback. The final product is therefore not a static demonstration; it is a working web application with authentication, role-based access, reporting, administration, and deployment support.</w:t>
+        <w:t>The project combines practical security rules with an NLP-based machine learning layer. This keeps the system useful even when a trained model is not available, while still allowing the model to improve through approved feedback. The final product is a working web application with authentication, role-based access, reporting, administration, traceable feedback, and repeatable execution support.</w:t>
       </w:r>
     </w:p>
     <w:tbl>
@@ -617,7 +617,6 @@
               <w:rPr>
                 <w:sz w:val="21"/>
               </w:rPr>
-              <w:lastRenderedPageBreak/>
               <w:t>Authentication</w:t>
             </w:r>
           </w:p>
@@ -1395,7 +1394,6 @@
         <w:pStyle w:val="ListNumber"/>
       </w:pPr>
       <w:r>
-        <w:lastRenderedPageBreak/>
         <w:t>The backend validates the input and safely extracts evidence.</w:t>
       </w:r>
     </w:p>
@@ -1441,7 +1439,7 @@
     </w:p>
     <w:p>
       <w:r>
-        <w:t>The implementation is organized as a real software project rather than a single demonstration page. The frontend and backend are separated, configuration is handled through environment variables, and the project includes tests, migrations, Docker support, and documentation for running the system locally.</w:t>
+        <w:t>The implementation is organized as a real software project rather than a single isolated page. The frontend and backend are separated, configuration is handled through environment variables, and the project includes tests, migrations, Docker support, and documentation for running the system locally.</w:t>
       </w:r>
     </w:p>
     <w:tbl>
@@ -1832,6 +1830,52 @@
         <w:t>Toast notifications, loading states, empty states, and clear error messages.</w:t>
       </w:r>
     </w:p>
+    <w:p/>
+    <w:p>
+      <w:pPr>
+        <w:pStyle w:val="Heading2"/>
+      </w:pPr>
+      <w:r>
+        <w:t>5.2 Latest Implementation Status</w:t>
+      </w:r>
+    </w:p>
+    <w:p>
+      <w:r>
+        <w:t>The latest implementation pass focused on making review evidence accurate, keeping admin workflows useful, and aligning the deliverables with the current repository.</w:t>
+      </w:r>
+    </w:p>
+    <w:p>
+      <w:pPr>
+        <w:pStyle w:val="ListBullet"/>
+      </w:pPr>
+      <w:r>
+        <w:t>Feedback submitted by regular users now appears in the Admin Feedback Queue with submitter name, email, pending status, manual refresh, and periodic refresh.</w:t>
+      </w:r>
+    </w:p>
+    <w:p>
+      <w:pPr>
+        <w:pStyle w:val="ListBullet"/>
+      </w:pPr>
+      <w:r>
+        <w:t>History and CSV exports preserve the original analysis owner, so administrator review no longer relabels user analyses as admin-owned records.</w:t>
+      </w:r>
+    </w:p>
+    <w:p>
+      <w:pPr>
+        <w:pStyle w:val="ListBullet"/>
+      </w:pPr>
+      <w:r>
+        <w:t>Correct-result feedback is normalized before dataset approval, which keeps future training samples consistent.</w:t>
+      </w:r>
+    </w:p>
+    <w:p>
+      <w:pPr>
+        <w:pStyle w:val="ListBullet"/>
+      </w:pPr>
+      <w:r>
+        <w:t>Cloud-specific settings were removed from the application package; local, Docker, and GitHub-based review remain the documented execution path.</w:t>
+      </w:r>
+    </w:p>
     <w:p>
       <w:pPr>
         <w:pStyle w:val="Heading1"/>
@@ -1842,7 +1886,7 @@
     </w:p>
     <w:p>
       <w:r>
-        <w:t>Testing focuses on the flows that prove the platform works as a product: account access, analysis submission, result display, exports, feedback, administration, charts, and responsive behavior. Automated checks are supported by manual review of the main pages.</w:t>
+        <w:t>Testing focuses on the flows that prove the platform works as a product: account access, analysis submission, result display, exports, feedback, administration, charts, responsive behavior, and owner-safe review. Automated checks are supported by manual review of the main pages.</w:t>
       </w:r>
     </w:p>
     <w:tbl>
@@ -1929,14 +1973,8 @@
             <w:vAlign w:val="center"/>
           </w:tcPr>
           <w:p>
-            <w:pPr>
-              <w:spacing w:after="0"/>
-            </w:pPr>
             <w:r>
-              <w:rPr>
-                <w:sz w:val="21"/>
-              </w:rPr>
-              <w:t>18 tests passed</w:t>
+              <w:t>20 tests passed</w:t>
             </w:r>
           </w:p>
         </w:tc>
@@ -1968,13 +2006,7 @@
             <w:vAlign w:val="center"/>
           </w:tcPr>
           <w:p>
-            <w:pPr>
-              <w:spacing w:after="0"/>
-            </w:pPr>
             <w:r>
-              <w:rPr>
-                <w:sz w:val="21"/>
-              </w:rPr>
               <w:t>7 tests passed</w:t>
             </w:r>
           </w:p>
@@ -2085,13 +2117,7 @@
             <w:vAlign w:val="center"/>
           </w:tcPr>
           <w:p>
-            <w:pPr>
-              <w:spacing w:after="0"/>
-            </w:pPr>
             <w:r>
-              <w:rPr>
-                <w:sz w:val="21"/>
-              </w:rPr>
               <w:t>5 passed, 1 intentionally skipped in the suite</w:t>
             </w:r>
           </w:p>
@@ -2136,6 +2162,31 @@
           </w:p>
         </w:tc>
       </w:tr>
+      <w:tr>
+        <w:trPr>
+          <w:jc w:val="center"/>
+        </w:trPr>
+        <w:tc>
+          <w:tcPr>
+            <w:tcW w:w="4680" w:type="dxa"/>
+          </w:tcPr>
+          <w:p>
+            <w:r>
+              <w:t>Latest workflow fixes</w:t>
+            </w:r>
+          </w:p>
+        </w:tc>
+        <w:tc>
+          <w:tcPr>
+            <w:tcW w:w="6336" w:type="dxa"/>
+          </w:tcPr>
+          <w:p>
+            <w:r>
+              <w:t>Feedback queue and owner-safe history verified</w:t>
+            </w:r>
+          </w:p>
+        </w:tc>
+      </w:tr>
     </w:tbl>
     <w:p/>
     <w:p>
@@ -2143,7 +2194,6 @@
         <w:pStyle w:val="Heading2"/>
       </w:pPr>
       <w:r>
-        <w:lastRenderedPageBreak/>
         <w:t>6.1 Quality Notes</w:t>
       </w:r>
     </w:p>
@@ -2345,7 +2395,12 @@
       </w:r>
     </w:p>
     <w:sectPr>
-      <w:footerReference w:type="default" r:id="rId8"/>
+      <w:headerReference w:type="even" r:id="rId8"/>
+      <w:headerReference w:type="default" r:id="rId9"/>
+      <w:footerReference w:type="even" r:id="rId10"/>
+      <w:footerReference w:type="default" r:id="rId11"/>
+      <w:headerReference w:type="first" r:id="rId12"/>
+      <w:footerReference w:type="first" r:id="rId13"/>
       <w:pgSz w:w="12240" w:h="15840"/>
       <w:pgMar w:top="1440" w:right="1440" w:bottom="1440" w:left="1440" w:header="708" w:footer="708" w:gutter="0"/>
       <w:cols w:space="720"/>
@@ -2381,6 +2436,16 @@
 </file>
 
 <file path=word/footer1.xml><?xml version="1.0" encoding="utf-8"?>
+<w:ftr xmlns:wpc="http://schemas.microsoft.com/office/word/2010/wordprocessingCanvas" xmlns:cx="http://schemas.microsoft.com/office/drawing/2014/chartex" xmlns:cx1="http://schemas.microsoft.com/office/drawing/2015/9/8/chartex" xmlns:cx2="http://schemas.microsoft.com/office/drawing/2015/10/21/chartex" xmlns:cx3="http://schemas.microsoft.com/office/drawing/2016/5/9/chartex" xmlns:cx4="http://schemas.microsoft.com/office/drawing/2016/5/10/chartex" xmlns:cx5="http://schemas.microsoft.com/office/drawing/2016/5/11/chartex" xmlns:cx6="http://schemas.microsoft.com/office/drawing/2016/5/12/chartex" xmlns:cx7="http://schemas.microsoft.com/office/drawing/2016/5/13/chartex" xmlns:cx8="http://schemas.microsoft.com/office/drawing/2016/5/14/chartex" xmlns:mc="http://schemas.openxmlformats.org/markup-compatibility/2006" xmlns:aink="http://schemas.microsoft.com/office/drawing/2016/ink" xmlns:am3d="http://schemas.microsoft.com/office/drawing/2017/model3d" xmlns:o="urn:schemas-microsoft-com:office:office" xmlns:oel="http://schemas.microsoft.com/office/2019/extlst" xmlns:r="http://schemas.openxmlformats.org/officeDocument/2006/relationships" xmlns:m="http://schemas.openxmlformats.org/officeDocument/2006/math" xmlns:v="urn:schemas-microsoft-com:vml" xmlns:wp14="http://schemas.microsoft.com/office/word/2010/wordprocessingDrawing" xmlns:wp="http://schemas.openxmlformats.org/drawingml/2006/wordprocessingDrawing" xmlns:w10="urn:schemas-microsoft-com:office:word" xmlns:w="http://schemas.openxmlformats.org/wordprocessingml/2006/main" xmlns:w14="http://schemas.microsoft.com/office/word/2010/wordml" xmlns:w15="http://schemas.microsoft.com/office/word/2012/wordml" xmlns:w16cex="http://schemas.microsoft.com/office/word/2018/wordml/cex" xmlns:w16cid="http://schemas.microsoft.com/office/word/2016/wordml/cid" xmlns:w16="http://schemas.microsoft.com/office/word/2018/wordml" xmlns:w16du="http://schemas.microsoft.com/office/word/2023/wordml/word16du" xmlns:w16sdtdh="http://schemas.microsoft.com/office/word/2020/wordml/sdtdatahash" xmlns:w16sdtfl="http://schemas.microsoft.com/office/word/2024/wordml/sdtformatlock" xmlns:w16se="http://schemas.microsoft.com/office/word/2015/wordml/symex" xmlns:wpg="http://schemas.microsoft.com/office/word/2010/wordprocessingGroup" xmlns:wpi="http://schemas.microsoft.com/office/word/2010/wordprocessingInk" xmlns:wne="http://schemas.microsoft.com/office/word/2006/wordml" xmlns:wps="http://schemas.microsoft.com/office/word/2010/wordprocessingShape" mc:Ignorable="w14 w15 w16se w16cid w16 w16cex w16sdtdh w16sdtfl w16du wp14">
+  <w:p>
+    <w:pPr>
+      <w:pStyle w:val="Footer"/>
+    </w:pPr>
+  </w:p>
+</w:ftr>
+</file>
+
+<file path=word/footer2.xml><?xml version="1.0" encoding="utf-8"?>
 <w:ftr xmlns:wpc="http://schemas.microsoft.com/office/word/2010/wordprocessingCanvas" xmlns:cx="http://schemas.microsoft.com/office/drawing/2014/chartex" xmlns:cx1="http://schemas.microsoft.com/office/drawing/2015/9/8/chartex" xmlns:cx2="http://schemas.microsoft.com/office/drawing/2015/10/21/chartex" xmlns:cx3="http://schemas.microsoft.com/office/drawing/2016/5/9/chartex" xmlns:cx4="http://schemas.microsoft.com/office/drawing/2016/5/10/chartex" xmlns:cx5="http://schemas.microsoft.com/office/drawing/2016/5/11/chartex" xmlns:cx6="http://schemas.microsoft.com/office/drawing/2016/5/12/chartex" xmlns:cx7="http://schemas.microsoft.com/office/drawing/2016/5/13/chartex" xmlns:cx8="http://schemas.microsoft.com/office/drawing/2016/5/14/chartex" xmlns:mc="http://schemas.openxmlformats.org/markup-compatibility/2006" xmlns:aink="http://schemas.microsoft.com/office/drawing/2016/ink" xmlns:am3d="http://schemas.microsoft.com/office/drawing/2017/model3d" xmlns:o="urn:schemas-microsoft-com:office:office" xmlns:oel="http://schemas.microsoft.com/office/2019/extlst" xmlns:r="http://schemas.openxmlformats.org/officeDocument/2006/relationships" xmlns:m="http://schemas.openxmlformats.org/officeDocument/2006/math" xmlns:v="urn:schemas-microsoft-com:vml" xmlns:wp14="http://schemas.microsoft.com/office/word/2010/wordprocessingDrawing" xmlns:wp="http://schemas.openxmlformats.org/drawingml/2006/wordprocessingDrawing" xmlns:w10="urn:schemas-microsoft-com:office:word" xmlns:w="http://schemas.openxmlformats.org/wordprocessingml/2006/main" xmlns:w14="http://schemas.microsoft.com/office/word/2010/wordml" xmlns:w15="http://schemas.microsoft.com/office/word/2012/wordml" xmlns:w16cex="http://schemas.microsoft.com/office/word/2018/wordml/cex" xmlns:w16cid="http://schemas.microsoft.com/office/word/2016/wordml/cid" xmlns:w16="http://schemas.microsoft.com/office/word/2018/wordml" xmlns:w16du="http://schemas.microsoft.com/office/word/2023/wordml/word16du" xmlns:w16sdtdh="http://schemas.microsoft.com/office/word/2020/wordml/sdtdatahash" xmlns:w16sdtfl="http://schemas.microsoft.com/office/word/2024/wordml/sdtformatlock" xmlns:w16se="http://schemas.microsoft.com/office/word/2015/wordml/symex" xmlns:wpg="http://schemas.microsoft.com/office/word/2010/wordprocessingGroup" xmlns:wpi="http://schemas.microsoft.com/office/word/2010/wordprocessingInk" xmlns:wne="http://schemas.microsoft.com/office/word/2006/wordml" xmlns:wps="http://schemas.microsoft.com/office/word/2010/wordprocessingShape" mc:Ignorable="w14 w15 w16se w16cid w16 w16cex w16sdtdh w16sdtfl w16du wp14">
   <w:p>
     <w:pPr>
@@ -2409,6 +2474,16 @@
 </w:ftr>
 </file>
 
+<file path=word/footer3.xml><?xml version="1.0" encoding="utf-8"?>
+<w:ftr xmlns:wpc="http://schemas.microsoft.com/office/word/2010/wordprocessingCanvas" xmlns:cx="http://schemas.microsoft.com/office/drawing/2014/chartex" xmlns:cx1="http://schemas.microsoft.com/office/drawing/2015/9/8/chartex" xmlns:cx2="http://schemas.microsoft.com/office/drawing/2015/10/21/chartex" xmlns:cx3="http://schemas.microsoft.com/office/drawing/2016/5/9/chartex" xmlns:cx4="http://schemas.microsoft.com/office/drawing/2016/5/10/chartex" xmlns:cx5="http://schemas.microsoft.com/office/drawing/2016/5/11/chartex" xmlns:cx6="http://schemas.microsoft.com/office/drawing/2016/5/12/chartex" xmlns:cx7="http://schemas.microsoft.com/office/drawing/2016/5/13/chartex" xmlns:cx8="http://schemas.microsoft.com/office/drawing/2016/5/14/chartex" xmlns:mc="http://schemas.openxmlformats.org/markup-compatibility/2006" xmlns:aink="http://schemas.microsoft.com/office/drawing/2016/ink" xmlns:am3d="http://schemas.microsoft.com/office/drawing/2017/model3d" xmlns:o="urn:schemas-microsoft-com:office:office" xmlns:oel="http://schemas.microsoft.com/office/2019/extlst" xmlns:r="http://schemas.openxmlformats.org/officeDocument/2006/relationships" xmlns:m="http://schemas.openxmlformats.org/officeDocument/2006/math" xmlns:v="urn:schemas-microsoft-com:vml" xmlns:wp14="http://schemas.microsoft.com/office/word/2010/wordprocessingDrawing" xmlns:wp="http://schemas.openxmlformats.org/drawingml/2006/wordprocessingDrawing" xmlns:w10="urn:schemas-microsoft-com:office:word" xmlns:w="http://schemas.openxmlformats.org/wordprocessingml/2006/main" xmlns:w14="http://schemas.microsoft.com/office/word/2010/wordml" xmlns:w15="http://schemas.microsoft.com/office/word/2012/wordml" xmlns:w16cex="http://schemas.microsoft.com/office/word/2018/wordml/cex" xmlns:w16cid="http://schemas.microsoft.com/office/word/2016/wordml/cid" xmlns:w16="http://schemas.microsoft.com/office/word/2018/wordml" xmlns:w16du="http://schemas.microsoft.com/office/word/2023/wordml/word16du" xmlns:w16sdtdh="http://schemas.microsoft.com/office/word/2020/wordml/sdtdatahash" xmlns:w16sdtfl="http://schemas.microsoft.com/office/word/2024/wordml/sdtformatlock" xmlns:w16se="http://schemas.microsoft.com/office/word/2015/wordml/symex" xmlns:wpg="http://schemas.microsoft.com/office/word/2010/wordprocessingGroup" xmlns:wpi="http://schemas.microsoft.com/office/word/2010/wordprocessingInk" xmlns:wne="http://schemas.microsoft.com/office/word/2006/wordml" xmlns:wps="http://schemas.microsoft.com/office/word/2010/wordprocessingShape" mc:Ignorable="w14 w15 w16se w16cid w16 w16cex w16sdtdh w16sdtfl w16du wp14">
+  <w:p>
+    <w:pPr>
+      <w:pStyle w:val="Footer"/>
+    </w:pPr>
+  </w:p>
+</w:ftr>
+</file>
+
 <file path=word/footnotes.xml><?xml version="1.0" encoding="utf-8"?>
 <w:footnotes xmlns:wpc="http://schemas.microsoft.com/office/word/2010/wordprocessingCanvas" xmlns:cx="http://schemas.microsoft.com/office/drawing/2014/chartex" xmlns:cx1="http://schemas.microsoft.com/office/drawing/2015/9/8/chartex" xmlns:cx2="http://schemas.microsoft.com/office/drawing/2015/10/21/chartex" xmlns:cx3="http://schemas.microsoft.com/office/drawing/2016/5/9/chartex" xmlns:cx4="http://schemas.microsoft.com/office/drawing/2016/5/10/chartex" xmlns:cx5="http://schemas.microsoft.com/office/drawing/2016/5/11/chartex" xmlns:cx6="http://schemas.microsoft.com/office/drawing/2016/5/12/chartex" xmlns:cx7="http://schemas.microsoft.com/office/drawing/2016/5/13/chartex" xmlns:cx8="http://schemas.microsoft.com/office/drawing/2016/5/14/chartex" xmlns:mc="http://schemas.openxmlformats.org/markup-compatibility/2006" xmlns:aink="http://schemas.microsoft.com/office/drawing/2016/ink" xmlns:am3d="http://schemas.microsoft.com/office/drawing/2017/model3d" xmlns:o="urn:schemas-microsoft-com:office:office" xmlns:oel="http://schemas.microsoft.com/office/2019/extlst" xmlns:r="http://schemas.openxmlformats.org/officeDocument/2006/relationships" xmlns:m="http://schemas.openxmlformats.org/officeDocument/2006/math" xmlns:v="urn:schemas-microsoft-com:vml" xmlns:wp14="http://schemas.microsoft.com/office/word/2010/wordprocessingDrawing" xmlns:wp="http://schemas.openxmlformats.org/drawingml/2006/wordprocessingDrawing" xmlns:w10="urn:schemas-microsoft-com:office:word" xmlns:w="http://schemas.openxmlformats.org/wordprocessingml/2006/main" xmlns:w14="http://schemas.microsoft.com/office/word/2010/wordml" xmlns:w15="http://schemas.microsoft.com/office/word/2012/wordml" xmlns:w16cex="http://schemas.microsoft.com/office/word/2018/wordml/cex" xmlns:w16cid="http://schemas.microsoft.com/office/word/2016/wordml/cid" xmlns:w16="http://schemas.microsoft.com/office/word/2018/wordml" xmlns:w16du="http://schemas.microsoft.com/office/word/2023/wordml/word16du" xmlns:w16sdtdh="http://schemas.microsoft.com/office/word/2020/wordml/sdtdatahash" xmlns:w16sdtfl="http://schemas.microsoft.com/office/word/2024/wordml/sdtformatlock" xmlns:w16se="http://schemas.microsoft.com/office/word/2015/wordml/symex" xmlns:wpg="http://schemas.microsoft.com/office/word/2010/wordprocessingGroup" xmlns:wpi="http://schemas.microsoft.com/office/word/2010/wordprocessingInk" xmlns:wne="http://schemas.microsoft.com/office/word/2006/wordml" xmlns:wps="http://schemas.microsoft.com/office/word/2010/wordprocessingShape" mc:Ignorable="w14 w15 w16se w16cid w16 w16cex w16sdtdh w16sdtfl w16du wp14">
   <w:footnote w:type="separator" w:id="-1">
@@ -2432,6 +2507,36 @@
     </w:p>
   </w:footnote>
 </w:footnotes>
+</file>
+
+<file path=word/header1.xml><?xml version="1.0" encoding="utf-8"?>
+<w:hdr xmlns:wpc="http://schemas.microsoft.com/office/word/2010/wordprocessingCanvas" xmlns:cx="http://schemas.microsoft.com/office/drawing/2014/chartex" xmlns:cx1="http://schemas.microsoft.com/office/drawing/2015/9/8/chartex" xmlns:cx2="http://schemas.microsoft.com/office/drawing/2015/10/21/chartex" xmlns:cx3="http://schemas.microsoft.com/office/drawing/2016/5/9/chartex" xmlns:cx4="http://schemas.microsoft.com/office/drawing/2016/5/10/chartex" xmlns:cx5="http://schemas.microsoft.com/office/drawing/2016/5/11/chartex" xmlns:cx6="http://schemas.microsoft.com/office/drawing/2016/5/12/chartex" xmlns:cx7="http://schemas.microsoft.com/office/drawing/2016/5/13/chartex" xmlns:cx8="http://schemas.microsoft.com/office/drawing/2016/5/14/chartex" xmlns:mc="http://schemas.openxmlformats.org/markup-compatibility/2006" xmlns:aink="http://schemas.microsoft.com/office/drawing/2016/ink" xmlns:am3d="http://schemas.microsoft.com/office/drawing/2017/model3d" xmlns:o="urn:schemas-microsoft-com:office:office" xmlns:oel="http://schemas.microsoft.com/office/2019/extlst" xmlns:r="http://schemas.openxmlformats.org/officeDocument/2006/relationships" xmlns:m="http://schemas.openxmlformats.org/officeDocument/2006/math" xmlns:v="urn:schemas-microsoft-com:vml" xmlns:wp14="http://schemas.microsoft.com/office/word/2010/wordprocessingDrawing" xmlns:wp="http://schemas.openxmlformats.org/drawingml/2006/wordprocessingDrawing" xmlns:w10="urn:schemas-microsoft-com:office:word" xmlns:w="http://schemas.openxmlformats.org/wordprocessingml/2006/main" xmlns:w14="http://schemas.microsoft.com/office/word/2010/wordml" xmlns:w15="http://schemas.microsoft.com/office/word/2012/wordml" xmlns:w16cex="http://schemas.microsoft.com/office/word/2018/wordml/cex" xmlns:w16cid="http://schemas.microsoft.com/office/word/2016/wordml/cid" xmlns:w16="http://schemas.microsoft.com/office/word/2018/wordml" xmlns:w16du="http://schemas.microsoft.com/office/word/2023/wordml/word16du" xmlns:w16sdtdh="http://schemas.microsoft.com/office/word/2020/wordml/sdtdatahash" xmlns:w16sdtfl="http://schemas.microsoft.com/office/word/2024/wordml/sdtformatlock" xmlns:w16se="http://schemas.microsoft.com/office/word/2015/wordml/symex" xmlns:wpg="http://schemas.microsoft.com/office/word/2010/wordprocessingGroup" xmlns:wpi="http://schemas.microsoft.com/office/word/2010/wordprocessingInk" xmlns:wne="http://schemas.microsoft.com/office/word/2006/wordml" xmlns:wps="http://schemas.microsoft.com/office/word/2010/wordprocessingShape" mc:Ignorable="w14 w15 w16se w16cid w16 w16cex w16sdtdh w16sdtfl w16du wp14">
+  <w:p>
+    <w:pPr>
+      <w:pStyle w:val="Header"/>
+    </w:pPr>
+  </w:p>
+</w:hdr>
+</file>
+
+<file path=word/header2.xml><?xml version="1.0" encoding="utf-8"?>
+<w:hdr xmlns:wpc="http://schemas.microsoft.com/office/word/2010/wordprocessingCanvas" xmlns:cx="http://schemas.microsoft.com/office/drawing/2014/chartex" xmlns:cx1="http://schemas.microsoft.com/office/drawing/2015/9/8/chartex" xmlns:cx2="http://schemas.microsoft.com/office/drawing/2015/10/21/chartex" xmlns:cx3="http://schemas.microsoft.com/office/drawing/2016/5/9/chartex" xmlns:cx4="http://schemas.microsoft.com/office/drawing/2016/5/10/chartex" xmlns:cx5="http://schemas.microsoft.com/office/drawing/2016/5/11/chartex" xmlns:cx6="http://schemas.microsoft.com/office/drawing/2016/5/12/chartex" xmlns:cx7="http://schemas.microsoft.com/office/drawing/2016/5/13/chartex" xmlns:cx8="http://schemas.microsoft.com/office/drawing/2016/5/14/chartex" xmlns:mc="http://schemas.openxmlformats.org/markup-compatibility/2006" xmlns:aink="http://schemas.microsoft.com/office/drawing/2016/ink" xmlns:am3d="http://schemas.microsoft.com/office/drawing/2017/model3d" xmlns:o="urn:schemas-microsoft-com:office:office" xmlns:oel="http://schemas.microsoft.com/office/2019/extlst" xmlns:r="http://schemas.openxmlformats.org/officeDocument/2006/relationships" xmlns:m="http://schemas.openxmlformats.org/officeDocument/2006/math" xmlns:v="urn:schemas-microsoft-com:vml" xmlns:wp14="http://schemas.microsoft.com/office/word/2010/wordprocessingDrawing" xmlns:wp="http://schemas.openxmlformats.org/drawingml/2006/wordprocessingDrawing" xmlns:w10="urn:schemas-microsoft-com:office:word" xmlns:w="http://schemas.openxmlformats.org/wordprocessingml/2006/main" xmlns:w14="http://schemas.microsoft.com/office/word/2010/wordml" xmlns:w15="http://schemas.microsoft.com/office/word/2012/wordml" xmlns:w16cex="http://schemas.microsoft.com/office/word/2018/wordml/cex" xmlns:w16cid="http://schemas.microsoft.com/office/word/2016/wordml/cid" xmlns:w16="http://schemas.microsoft.com/office/word/2018/wordml" xmlns:w16du="http://schemas.microsoft.com/office/word/2023/wordml/word16du" xmlns:w16sdtdh="http://schemas.microsoft.com/office/word/2020/wordml/sdtdatahash" xmlns:w16sdtfl="http://schemas.microsoft.com/office/word/2024/wordml/sdtformatlock" xmlns:w16se="http://schemas.microsoft.com/office/word/2015/wordml/symex" xmlns:wpg="http://schemas.microsoft.com/office/word/2010/wordprocessingGroup" xmlns:wpi="http://schemas.microsoft.com/office/word/2010/wordprocessingInk" xmlns:wne="http://schemas.microsoft.com/office/word/2006/wordml" xmlns:wps="http://schemas.microsoft.com/office/word/2010/wordprocessingShape" mc:Ignorable="w14 w15 w16se w16cid w16 w16cex w16sdtdh w16sdtfl w16du wp14">
+  <w:p>
+    <w:pPr>
+      <w:pStyle w:val="Header"/>
+    </w:pPr>
+  </w:p>
+</w:hdr>
+</file>
+
+<file path=word/header3.xml><?xml version="1.0" encoding="utf-8"?>
+<w:hdr xmlns:wpc="http://schemas.microsoft.com/office/word/2010/wordprocessingCanvas" xmlns:cx="http://schemas.microsoft.com/office/drawing/2014/chartex" xmlns:cx1="http://schemas.microsoft.com/office/drawing/2015/9/8/chartex" xmlns:cx2="http://schemas.microsoft.com/office/drawing/2015/10/21/chartex" xmlns:cx3="http://schemas.microsoft.com/office/drawing/2016/5/9/chartex" xmlns:cx4="http://schemas.microsoft.com/office/drawing/2016/5/10/chartex" xmlns:cx5="http://schemas.microsoft.com/office/drawing/2016/5/11/chartex" xmlns:cx6="http://schemas.microsoft.com/office/drawing/2016/5/12/chartex" xmlns:cx7="http://schemas.microsoft.com/office/drawing/2016/5/13/chartex" xmlns:cx8="http://schemas.microsoft.com/office/drawing/2016/5/14/chartex" xmlns:mc="http://schemas.openxmlformats.org/markup-compatibility/2006" xmlns:aink="http://schemas.microsoft.com/office/drawing/2016/ink" xmlns:am3d="http://schemas.microsoft.com/office/drawing/2017/model3d" xmlns:o="urn:schemas-microsoft-com:office:office" xmlns:oel="http://schemas.microsoft.com/office/2019/extlst" xmlns:r="http://schemas.openxmlformats.org/officeDocument/2006/relationships" xmlns:m="http://schemas.openxmlformats.org/officeDocument/2006/math" xmlns:v="urn:schemas-microsoft-com:vml" xmlns:wp14="http://schemas.microsoft.com/office/word/2010/wordprocessingDrawing" xmlns:wp="http://schemas.openxmlformats.org/drawingml/2006/wordprocessingDrawing" xmlns:w10="urn:schemas-microsoft-com:office:word" xmlns:w="http://schemas.openxmlformats.org/wordprocessingml/2006/main" xmlns:w14="http://schemas.microsoft.com/office/word/2010/wordml" xmlns:w15="http://schemas.microsoft.com/office/word/2012/wordml" xmlns:w16cex="http://schemas.microsoft.com/office/word/2018/wordml/cex" xmlns:w16cid="http://schemas.microsoft.com/office/word/2016/wordml/cid" xmlns:w16="http://schemas.microsoft.com/office/word/2018/wordml" xmlns:w16du="http://schemas.microsoft.com/office/word/2023/wordml/word16du" xmlns:w16sdtdh="http://schemas.microsoft.com/office/word/2020/wordml/sdtdatahash" xmlns:w16sdtfl="http://schemas.microsoft.com/office/word/2024/wordml/sdtformatlock" xmlns:w16se="http://schemas.microsoft.com/office/word/2015/wordml/symex" xmlns:wpg="http://schemas.microsoft.com/office/word/2010/wordprocessingGroup" xmlns:wpi="http://schemas.microsoft.com/office/word/2010/wordprocessingInk" xmlns:wne="http://schemas.microsoft.com/office/word/2006/wordml" xmlns:wps="http://schemas.microsoft.com/office/word/2010/wordprocessingShape" mc:Ignorable="w14 w15 w16se w16cid w16 w16cex w16sdtdh w16sdtfl w16du wp14">
+  <w:p>
+    <w:pPr>
+      <w:pStyle w:val="Header"/>
+    </w:pPr>
+  </w:p>
+</w:hdr>
 </file>
 
 <file path=word/numbering.xml><?xml version="1.0" encoding="utf-8"?>
